--- a/docs/05-页面交互与状态设计说明书_V3.0.docx
+++ b/docs/05-页面交互与状态设计说明书_V3.0.docx
@@ -292,7 +292,7 @@
                 <w:rFonts w:ascii="Microsoft YaHei" w:hAnsi="Microsoft YaHei"/>
                 <w:sz w:val="16"/>
               </w:rPr>
-              <w:t>DAILY/TASK 申请步骤；DAILY Excel 批次；归属史和冲销详情。</w:t>
+              <w:t>DAILY/TASK 申请步骤；DAILY 手工与 Excel 明细混合编辑后统一提交；归属史和冲销详情。</w:t>
             </w:r>
           </w:p>
         </w:tc>
@@ -637,7 +637,7 @@
     </w:p>
     <w:p>
       <w:r>
-        <w:t>费用申请第一步选 DAILY/TASK。DAILY 单笔选择司机与公司车并填写字段；批量仅提供固定 Excel，同大类 N 行预览与合计后一次发起。TASK 先选司机，再从该司机参与的任务中选择一条，随后填写单项费用。金额使用合适输入与字段错误，所有字段永久 Label；申请提交前显示属性、司机、车、目标任务/未归属、金额及明细摘要。外协司机不显示入口且 API 拒绝。</w:t>
+        <w:t>费用申请第一步选 DAILY/TASK。DAILY 在同一费用大类下使用可编辑明细表，可手工新增多行，也可上传固定 Excel 将解析行加入表格；导入行和手工行均可在提交前修改、删除。Excel 只是填表工具，提交前核对最终 N 行与合计，一次发起一个审批实例。TASK 先选司机，再从该司机参与的任务中选择一条，随后填写单项费用。金额使用合适输入与字段错误，所有字段永久 Label；申请提交前显示属性、司机、车、目标任务/未归属、金额及明细摘要。外协司机不显示入口且 API 拒绝。</w:t>
       </w:r>
     </w:p>
     <w:p>

--- a/docs/05-页面交互与状态设计说明书_V3.0.docx
+++ b/docs/05-页面交互与状态设计说明书_V3.0.docx
@@ -266,15 +266,8 @@
             <w:vAlign w:val="center"/>
           </w:tcPr>
           <w:p>
-            <w:pPr>
-              <w:spacing w:after="40" w:before="40"/>
-            </w:pPr>
             <w:r>
-              <w:rPr>
-                <w:rFonts w:ascii="Microsoft YaHei" w:hAnsi="Microsoft YaHei"/>
-                <w:sz w:val="16"/>
-              </w:rPr>
-              <w:t>费用申请、费用台账、费用归属、批准来源的费用数据导入</w:t>
+              <w:t>费用申请、费用台账、费用归属、批准来源的费用数据导入；充电公司模板；充电订单导入；导入历史</w:t>
             </w:r>
           </w:p>
         </w:tc>
@@ -284,15 +277,8 @@
             <w:vAlign w:val="center"/>
           </w:tcPr>
           <w:p>
-            <w:pPr>
-              <w:spacing w:after="40" w:before="40"/>
-            </w:pPr>
             <w:r>
-              <w:rPr>
-                <w:rFonts w:ascii="Microsoft YaHei" w:hAnsi="Microsoft YaHei"/>
-                <w:sz w:val="16"/>
-              </w:rPr>
-              <w:t>DAILY/TASK 申请步骤；DAILY 手工与 Excel 明细混合编辑后统一提交；归属史和冲销详情。</w:t>
+              <w:t>DAILY/TASK 申请步骤；DAILY 手工与 Excel 明细混合编辑后统一提交；归属史和冲销详情。；只读订单预览、零元标识、原文件追溯</w:t>
             </w:r>
           </w:p>
         </w:tc>
@@ -646,6 +632,12 @@
       </w:r>
     </w:p>
     <w:p>
+      <w:pPr/>
+      <w:r>
+        <w:t>费用管理下设置“充电公司模板”“充电订单导入”“导入历史”。模板页显示公司列表与当前映射；上传新样本自动识别第一工作表表头并清空四个选择，即使表头相同也必须重选；不上传新样本可调整现有映射，同名表头以列位置区分。导入页选择公司和原始 .xls/.xlsx，完整解析后只读展示订单、异常原始行号、正金额/零元数量及合计；零元明确标记“零元不入账”，异常阻止确认。确认后显示正常入账＋零元＋已存在重复＝有效订单的数量对账。导入历史展示原文件、操作人、各类数量、金额和订单行号，按权限打开原文件。导入中心普通预览与 DAILY 费用审批混合编辑不受此专项影响。</w:t>
+      </w:r>
+    </w:p>
+    <w:p>
       <w:r>
         <w:t>审批中心把待我处理、我的申请、记录分成稳定入口。详情优先显示业务摘要、Submission 版本、状态、处理时间线和图片缩略图；处理人只能在正式合法候选中选打回步骤，显示步骤名/审批人辅助信息，不展示 nodeOrder 输入。流程配置按版本发布，在途限制与维护期禁发起用明确提示。</w:t>
       </w:r>

--- a/docs/05-页面交互与状态设计说明书_V3.0.docx
+++ b/docs/05-页面交互与状态设计说明书_V3.0.docx
@@ -25,8 +25,15 @@
     </w:p>
     <w:p>
       <w:r>
-        <w:t>左侧为可展开一级业务域和可直达二级页面；必要三级仅用于详情分区。父级展开、叶子选中、Breadcrumb 和 PageHeader 一致，刷新、后退和直接打开 URL 均保持定位。Topbar 的用户、同步权限与退出归用户区；低频账户动作不在每页重复。没有可用叶子时隐藏父域，查看权限与编辑权限分别呈现。</w:t>
+        <w:t>左侧菜单严格按八个一级业务域组织：工作台、运输管理、车辆与人员、费用管理、审批中心、工资与考勤、经营与结算、系统设置。二级和三级明显区分缩进、字重和激活背景；调度工作台、车辆出勤、轮胎管理、经营、支出为可展开层级。“我的申请”是普通二级页面，整行点击进入本人申请记录；费用申请是费用管理下的独立入口。工作台的“待办概览”只展示“我的待审批”和“待归属费用”两张权限过滤的数量卡片；审批中心的“我的待办”展示正式审批列表，费用管理的“待归属费用”复用费用台账事实与归属操作。两类统计分别读取正式审批和费用 API。菜单按 /me.permissions 过滤，没有可访问叶子的父级隐藏；后端仍逐接口鉴权。侧栏菜单独立纵向滚动，系统标识与账号区固定；允许多个一级域同时展开。当前叶子高亮，父级保持展开，Breadcrumb 与 PageHeader 对应菜单层级；刷新、后退、前进和直接打开 URL 保持定位。</w:t>
       </w:r>
+    </w:p>
+    <w:p>
+      <w:pPr/>
+      <w:r>
+        <w:t>系统设置→角色权限按后端唯一功能注册表和当前八域导航展示一级、二级、三级页面及其按钮操作。管理员只配置页面和按钮，编码仅作辅助说明；勾选按钮自动包含所属页面，取消页面同步取消依赖按钮。支持搜索、展开折叠、分组全选、半选、保存前增减确认及保存后服务端回显。导航、路由和按钮使用相同功能编码，直接访问无权路由显示无权状态。工作台“待办概览”不单独授权：同时具有审批待办页面及处理按钮时显示审批卡，同时具有待归属费用页面及归属按钮时显示费用卡；两者均无则隐藏菜单。小程序页面与按钮在相应业务域登记，管理人员与司机的数据范围由服务端校验。</w:t>
+      </w:r>
+      <w:r/>
     </w:p>
     <w:p>
       <w:r>
@@ -95,7 +102,7 @@
                 <w:b/>
                 <w:sz w:val="16"/>
               </w:rPr>
-              <w:t>二级页面</w:t>
+              <w:t>二级/三级页面</w:t>
             </w:r>
           </w:p>
         </w:tc>
@@ -115,7 +122,7 @@
                 <w:b/>
                 <w:sz w:val="16"/>
               </w:rPr>
-              <w:t>详情或局部操作</w:t>
+              <w:t>页面职责与局部操作</w:t>
             </w:r>
           </w:p>
         </w:tc>
@@ -156,7 +163,7 @@
                 <w:rFonts w:ascii="Microsoft YaHei" w:hAnsi="Microsoft YaHei"/>
                 <w:sz w:val="16"/>
               </w:rPr>
-              <w:t>经营看板</w:t>
+              <w:t>经营概览；我的待办</w:t>
             </w:r>
           </w:p>
         </w:tc>
@@ -174,7 +181,7 @@
                 <w:rFonts w:ascii="Microsoft YaHei" w:hAnsi="Microsoft YaHei"/>
                 <w:sz w:val="16"/>
               </w:rPr>
-              <w:t>本月收入、支出、利润、趟次；待办、趋势、当前异常，可跳真实页面。</w:t>
+              <w:t>经营摘要与待办入口；“我的待办”与审批中心复用同一页面和数据。</w:t>
             </w:r>
           </w:p>
         </w:tc>
@@ -197,7 +204,7 @@
                 <w:rFonts w:ascii="Microsoft YaHei" w:hAnsi="Microsoft YaHei"/>
                 <w:sz w:val="16"/>
               </w:rPr>
-              <w:t>运输调度</w:t>
+              <w:t>运输管理</w:t>
             </w:r>
           </w:p>
         </w:tc>
@@ -215,7 +222,7 @@
                 <w:rFonts w:ascii="Microsoft YaHei" w:hAnsi="Microsoft YaHei"/>
                 <w:sz w:val="16"/>
               </w:rPr>
-              <w:t>调度工作台、运输任务、线路模板、任务导入、调度中心</w:t>
+              <w:t>货物管理；线路模板；调度工作台→批量调度/任务导入/运输任务；车辆出勤→自有车辆/外协车辆</w:t>
             </w:r>
           </w:p>
         </w:tc>
@@ -233,7 +240,53 @@
                 <w:rFonts w:ascii="Microsoft YaHei" w:hAnsi="Microsoft YaHei"/>
                 <w:sz w:val="16"/>
               </w:rPr>
-              <w:t>调度中心分自有车辆月账/外协车辆月账；任务详情分概况、参与与工资、重量与凭证、费用、任务操作与 Audit。</w:t>
+              <w:t>调度创建、固定任务 Excel 与任务详情复用正式页面；任务导入历史只在任务导入页查看。 货物管理与线路模板分别按 PAGE_PRODUCTS / BUTTON_PRODUCTS_MANAGE 和 PAGE_TEMPLATES / BUTTON_TEMPLATES_MANAGE 控制菜单、操作与直达路由。</w:t>
+            </w:r>
+            <w:r/>
+          </w:p>
+        </w:tc>
+      </w:tr>
+      <w:tr>
+        <w:trPr>
+          <w:cantSplit/>
+        </w:trPr>
+        <w:tc>
+          <w:tcPr>
+            <w:tcW w:type="dxa" w:w="3267"/>
+            <w:vAlign w:val="center"/>
+          </w:tcPr>
+          <w:p>
+            <w:pPr>
+              <w:spacing w:after="40" w:before="40"/>
+            </w:pPr>
+            <w:r>
+              <w:rPr>
+                <w:rFonts w:ascii="Microsoft YaHei" w:hAnsi="Microsoft YaHei"/>
+                <w:sz w:val="16"/>
+              </w:rPr>
+              <w:t>车辆与人员</w:t>
+            </w:r>
+          </w:p>
+        </w:tc>
+        <w:tc>
+          <w:tcPr>
+            <w:tcW w:type="dxa" w:w="3267"/>
+            <w:vAlign w:val="center"/>
+          </w:tcPr>
+          <w:p>
+            <w:r>
+              <w:t>司机管理；车辆管理；车挂管理；绑定关系；轮胎管理→轮胎库存/轮胎入库</w:t>
+            </w:r>
+          </w:p>
+        </w:tc>
+        <w:tc>
+          <w:tcPr>
+            <w:tcW w:type="dxa" w:w="3267"/>
+            <w:vAlign w:val="center"/>
+          </w:tcPr>
+          <w:p>
+            <w:r>
+              <w:t>轮胎入库历史在入库页查看；Web 不发起换胎申请。司机新增/编辑分别录入必填身份证号与驾驶证号，出生日期及实际周岁即时只读派生；列表展示年龄，详情展示两证件及派生值。外协司机当前公司车显示“不适用”，不出现公司车绑定操作。车辆新增/编辑/列表/详情独立显示必填行驶证号。重复证件给出字段明确的中文提示，保存失败保留表单输入。 司机禁用若有当前责任的未完成任务，编辑弹窗保留输入并展示阻断数量；禁用后司机端会话不可继续操作。</w:t>
             </w:r>
           </w:p>
         </w:tc>
@@ -266,33 +319,6 @@
             <w:vAlign w:val="center"/>
           </w:tcPr>
           <w:p>
-            <w:r>
-              <w:t>费用申请、费用台账、费用归属、批准来源的费用数据导入；充电公司模板；充电订单导入；导入历史</w:t>
-            </w:r>
-          </w:p>
-        </w:tc>
-        <w:tc>
-          <w:tcPr>
-            <w:tcW w:type="dxa" w:w="3267"/>
-            <w:vAlign w:val="center"/>
-          </w:tcPr>
-          <w:p>
-            <w:r>
-              <w:t>DAILY/TASK 申请步骤；DAILY 手工与 Excel 明细混合编辑后统一提交；归属史和冲销详情。；只读订单预览、零元标识、原文件追溯</w:t>
-            </w:r>
-          </w:p>
-        </w:tc>
-      </w:tr>
-      <w:tr>
-        <w:trPr>
-          <w:cantSplit/>
-        </w:trPr>
-        <w:tc>
-          <w:tcPr>
-            <w:tcW w:type="dxa" w:w="3267"/>
-            <w:vAlign w:val="center"/>
-          </w:tcPr>
-          <w:p>
             <w:pPr>
               <w:spacing w:after="40" w:before="40"/>
             </w:pPr>
@@ -301,7 +327,7 @@
                 <w:rFonts w:ascii="Microsoft YaHei" w:hAnsi="Microsoft YaHei"/>
                 <w:sz w:val="16"/>
               </w:rPr>
-              <w:t>工资管理</w:t>
+              <w:t>费用申请；费用台账；充电订单导入；充电公司模板配置</w:t>
             </w:r>
           </w:p>
         </w:tc>
@@ -319,25 +345,7 @@
                 <w:rFonts w:ascii="Microsoft YaHei" w:hAnsi="Microsoft YaHei"/>
                 <w:sz w:val="16"/>
               </w:rPr>
-              <w:t>工资台账、转派工资核对、司机出勤</w:t>
-            </w:r>
-          </w:p>
-        </w:tc>
-        <w:tc>
-          <w:tcPr>
-            <w:tcW w:type="dxa" w:w="3267"/>
-            <w:vAlign w:val="center"/>
-          </w:tcPr>
-          <w:p>
-            <w:pPr>
-              <w:spacing w:after="40" w:before="40"/>
-            </w:pPr>
-            <w:r>
-              <w:rPr>
-                <w:rFonts w:ascii="Microsoft YaHei" w:hAnsi="Microsoft YaHei"/>
-                <w:sz w:val="16"/>
-              </w:rPr>
-              <w:t>内外协筛选、任务全员工资核定、出勤日钻取和导出。</w:t>
+              <w:t>费用申请经审批落账；在同一费用台账查看正式费用、来源、当前归属并调整归属；充电专项仅在人工确认后直接入账；车辆不匹配由服务端硬拒绝。</w:t>
             </w:r>
           </w:p>
         </w:tc>
@@ -378,7 +386,7 @@
                 <w:rFonts w:ascii="Microsoft YaHei" w:hAnsi="Microsoft YaHei"/>
                 <w:sz w:val="16"/>
               </w:rPr>
-              <w:t>待我处理、我的申请、审批记录、流程与模板配置</w:t>
+              <w:t>我的待办；我的申请；审批记录；流程与模板配置</w:t>
             </w:r>
           </w:p>
         </w:tc>
@@ -396,7 +404,7 @@
                 <w:rFonts w:ascii="Microsoft YaHei" w:hAnsi="Microsoft YaHei"/>
                 <w:sz w:val="16"/>
               </w:rPr>
-              <w:t>实例详情含摘要、Submission、动作时间线、合法步骤打回选择。</w:t>
+              <w:t>“我的申请”是进入本人申请记录的二级页面；费用申请仅在费用管理；普通申请不设菜单，保留正式通用审批能力。</w:t>
             </w:r>
           </w:p>
         </w:tc>
@@ -419,7 +427,7 @@
                 <w:rFonts w:ascii="Microsoft YaHei" w:hAnsi="Microsoft YaHei"/>
                 <w:sz w:val="16"/>
               </w:rPr>
-              <w:t>车辆与基础资料</w:t>
+              <w:t>工资与考勤</w:t>
             </w:r>
           </w:p>
         </w:tc>
@@ -437,7 +445,7 @@
                 <w:rFonts w:ascii="Microsoft YaHei" w:hAnsi="Microsoft YaHei"/>
                 <w:sz w:val="16"/>
               </w:rPr>
-              <w:t>司机、车辆、车挂、绑定关系、货物、轮胎库存、轮胎入库</w:t>
+              <w:t>司机出勤；工资台账；转派工资核对</w:t>
             </w:r>
           </w:p>
         </w:tc>
@@ -455,7 +463,7 @@
                 <w:rFonts w:ascii="Microsoft YaHei" w:hAnsi="Microsoft YaHei"/>
                 <w:sz w:val="16"/>
               </w:rPr>
-              <w:t>司机创建与账号关联、绑定历史、库存维护史；Web 无换胎申请。</w:t>
+              <w:t>从 Participant 工资和实际发车事实读取，不另建工资或出勤事实。</w:t>
             </w:r>
           </w:p>
         </w:tc>
@@ -478,7 +486,7 @@
                 <w:rFonts w:ascii="Microsoft YaHei" w:hAnsi="Microsoft YaHei"/>
                 <w:sz w:val="16"/>
               </w:rPr>
-              <w:t>经营分析</w:t>
+              <w:t>经营与结算</w:t>
             </w:r>
           </w:p>
         </w:tc>
@@ -496,7 +504,7 @@
                 <w:rFonts w:ascii="Microsoft YaHei" w:hAnsi="Microsoft YaHei"/>
                 <w:sz w:val="16"/>
               </w:rPr>
-              <w:t>任务经营、线路模板经营、车辆支出、司机支出、能源费用、月度结算</w:t>
+              <w:t>经营→公司经营/线路模板经营/任务经营；支出→车辆支出/司机支出/能源费用；月度结算</w:t>
             </w:r>
           </w:p>
         </w:tc>
@@ -514,66 +522,39 @@
                 <w:rFonts w:ascii="Microsoft YaHei" w:hAnsi="Microsoft YaHei"/>
                 <w:sz w:val="16"/>
               </w:rPr>
-              <w:t>任务经营档案、费用/工资来源、结算版本明细与前版差异。</w:t>
+              <w:t>复用统一财务 API；月结历史只读，宽表局部滚动。</w:t>
             </w:r>
           </w:p>
         </w:tc>
       </w:tr>
       <w:tr>
-        <w:trPr>
-          <w:cantSplit/>
-        </w:trPr>
         <w:tc>
           <w:tcPr>
             <w:tcW w:type="dxa" w:w="3267"/>
-            <w:vAlign w:val="center"/>
           </w:tcPr>
           <w:p>
-            <w:pPr>
-              <w:spacing w:after="40" w:before="40"/>
-            </w:pPr>
             <w:r>
-              <w:rPr>
-                <w:rFonts w:ascii="Microsoft YaHei" w:hAnsi="Microsoft YaHei"/>
-                <w:sz w:val="16"/>
-              </w:rPr>
-              <w:t>系统管理</w:t>
+              <w:t>系统设置</w:t>
             </w:r>
           </w:p>
         </w:tc>
         <w:tc>
           <w:tcPr>
             <w:tcW w:type="dxa" w:w="3267"/>
-            <w:vAlign w:val="center"/>
           </w:tcPr>
           <w:p>
-            <w:pPr>
-              <w:spacing w:after="40" w:before="40"/>
-            </w:pPr>
             <w:r>
-              <w:rPr>
-                <w:rFonts w:ascii="Microsoft YaHei" w:hAnsi="Microsoft YaHei"/>
-                <w:sz w:val="16"/>
-              </w:rPr>
-              <w:t>用户、角色与权限、操作日志、跨业务导入历史</w:t>
+              <w:t>用户管理；角色权限；操作日志</w:t>
             </w:r>
           </w:p>
         </w:tc>
         <w:tc>
           <w:tcPr>
             <w:tcW w:type="dxa" w:w="3267"/>
-            <w:vAlign w:val="center"/>
           </w:tcPr>
           <w:p>
-            <w:pPr>
-              <w:spacing w:after="40" w:before="40"/>
-            </w:pPr>
             <w:r>
-              <w:rPr>
-                <w:rFonts w:ascii="Microsoft YaHei" w:hAnsi="Microsoft YaHei"/>
-                <w:sz w:val="16"/>
-              </w:rPr>
-              <w:t>DRIVER User 不从系统用户页创建；导入历史只读含逐行结果。</w:t>
+              <w:t>DRIVER User 不从系统用户页创建；审计显示中文动作并保留原始动作代码。</w:t>
             </w:r>
           </w:p>
         </w:tc>
@@ -583,6 +564,9 @@
     <w:p>
       <w:r>
         <w:t>登录页在菜单外。Customer 主数据、线路模板 Excel、历史线路导入、Web 换胎申请、动态字段映射和单司机工资录入不设正式入口。</w:t>
+      </w:r>
+      <w:r>
+        <w:t xml:space="preserve"> 管理端和小程序正常退出均调用 /auth/logout 撤销服务端会话，再清除本地凭据；接口失败仍清除本地凭据并提示服务端撤销未确认。角色授权变更后刷新 /me 不强制重新登录；账号、司机或角色停用及密码变更后的 401 引导重新登录。</w:t>
       </w:r>
     </w:p>
     <w:p>
@@ -605,7 +589,7 @@
     </w:p>
     <w:p>
       <w:r>
-        <w:t>任务导入只允许下载系统固定 Excel，按“上传→预览→错误修正→确认→逐行结果/历史”走；表头/版本不符、未知模板/司机、重复行要显示行号与中文原因。调度中心分别展示公司车或外协车牌×1～31 日实际发车次数、月合计；日期列只在表格内滚动，点击数字展开任务，导出沿用当前筛选。</w:t>
+        <w:t>任务导入只允许下载系统固定 Excel，按“上传→预览→错误修正→确认→逐行结果/历史”走；表头/版本不符、未知模板/司机、重复行要显示行号与中文原因。车辆出勤分别展示公司车或外协车牌×1～31 日实际发车次数、月合计；日期列只在表格内滚动，点击数字展开任务，导出沿用当前筛选。</w:t>
       </w:r>
     </w:p>
     <w:p>
@@ -628,19 +612,21 @@
     </w:p>
     <w:p>
       <w:r>
-        <w:t>费用台账按月份、类型、申请属性、当前归属、司机、公司车、来源与状态筛选，列示金额、审批/批次、冲销状态；详情同时展示“原申请属性”“当前任务归属”和变更时间线。费用归属页选择目标任务时仅展示可匹配候选，公司车不匹配仍由服务端硬拒绝；解除/改变归属须原因和影响摘要。批准费用无直接编辑金额按钮，冲销后重新申请。</w:t>
+        <w:t>费用台账按月份、类型、申请属性、当前归属、司机、公司车、来源与状态筛选，列示金额、审批/批次、冲销状态；详情同时展示“原申请属性”“当前任务归属”和变更时间线。费用台账详情中的归属操作选择目标任务时仅展示可匹配候选，公司车不匹配仍由服务端硬拒绝；解除/改变归属须原因和影响摘要。批准费用无直接编辑金额按钮，冲销后重新申请。</w:t>
       </w:r>
     </w:p>
     <w:p>
       <w:pPr/>
       <w:r>
-        <w:t>费用管理下设置“充电公司模板”“充电订单导入”“导入历史”。模板页显示公司列表与当前映射；上传新样本自动识别第一工作表表头并清空四个选择，即使表头相同也必须重选；不上传新样本可调整现有映射，同名表头以列位置区分。导入页选择公司和原始 .xls/.xlsx，完整解析后只读展示订单、异常原始行号、正金额/零元数量及合计；零元明确标记“零元不入账”，异常阻止确认。确认后显示正常入账＋零元＋已存在重复＝有效订单的数量对账。导入历史展示原文件、操作人、各类数量、金额和订单行号，按权限打开原文件。导入中心普通预览与 DAILY 费用审批混合编辑不受此专项影响。</w:t>
+        <w:t>费用管理包含“充电订单导入”和“充电公司模板配置”。充电订单导入历史在“充电订单导入”页面内查看；任务导入历史在“运输管理→调度工作台→任务导入”页面内查看；轮胎入库历史在“车辆与人员→轮胎管理→轮胎入库”页面内查看，不设统一“导入历史”菜单。模板页显示公司列表与当前映射；上传新样本自动识别第一工作表表头并清空四个选择，即使表头相同也必须重选；不上传新样本可调整现有映射，同名表头以列位置区分。导入页选择公司和原始 .xls/.xlsx，完整解析后只读展示订单、异常原始行号、正金额/零元数量及合计；零元明确标记“零元不入账”，异常阻止确认。确认后显示正常入账＋零元＋已存在重复＝有效订单的数量对账。页面内历史展示原文件、操作人、各类数量、金额和订单行号，按权限打开原文件。普通 DAILY Excel 只在“费用管理→费用申请”中辅助填表，导入行与手工行可混合编辑并经审批入账；TASK 只可单笔审批。除充电公司专项，不提供其它费用直接导入。</w:t>
       </w:r>
     </w:p>
     <w:p>
       <w:r>
-        <w:t>审批中心把待我处理、我的申请、记录分成稳定入口。详情优先显示业务摘要、Submission 版本、状态、处理时间线和图片缩略图；处理人只能在正式合法候选中选打回步骤，显示步骤名/审批人辅助信息，不展示 nodeOrder 输入。流程配置按版本发布，在途限制与维护期禁发起用明确提示。</w:t>
+        <w:t>审批中心依次为“我的待办”“我的申请”“审批记录”“流程与模板配置”。“我的申请”是普通二级页面，整行点击进入本人申请记录并查看状态；费用管理下的“费用申请”是唯一费用申请菜单入口，页面内选择 DAILY/TASK，不建立两套申请链。工作台“待办概览”的“我的待审批”卡片读取当前用户正式 TODO 总数，整卡进入审批中心“我的待办”；后者展示同源审批列表并进入现有审批实例详情。待归属费用卡片读取归属权限保护的全部有效未归属费用总数，整卡进入费用管理“待归属费用”。工作台不展示审批或费用明细列表。GENERAL 普通审批仅保留已有模板、实例、版本和历史读取；当前不提供新建模板或业务申请入口；待办与审批记录不显示重复发起按钮。换胎申请仍只由小程序发起。审批详情优先显示业务摘要、Submission 版本、状态、处理时间线和图片缩略图；处理人只能在正式合法候选中选打回步骤，不展示 nodeOrder 输入。流程配置按版本发布，在途限制与维护期禁发起用明确提示。 流程配置每步先选必填审批角色，再可选该角色下的指定审批人；角色待办由一人处理即完成，详情展示冻结角色、指定人和实际处理人。本人未生效申请的详情提供撤回操作，撤回后重新申请进入新的审批实例；已生效费用不显示撤回。 新建模板先选业务类型；费用申请显示当前有效费用大类下拉，换胎申请不显示费用大类。页面不要求填写业务名称或稳定编号；费用类别为空或加载失败须分别提示。审批节点按名称和角色、指定审批人及退回操作两行布局。 换胎审批仍在审批中心按冻结节点角色及可选指定人员显示待办和操作，管理员不因角色编码获得额外资格；换胎发起权限 BUTTON_MINI_TIRE_REQUEST_SUBMIT 与审批动作权限分开。</w:t>
       </w:r>
+      <w:r/>
+      <w:r/>
     </w:p>
     <w:p>
       <w:pPr>
@@ -652,7 +638,7 @@
     </w:p>
     <w:p>
       <w:r>
-        <w:t>轮胎入库只提供四列固定模板下载/上传/预览/正式提交/结果；库存页显示胎号、条码、描述、到货时间、状态与维护史。Web 人工维护有权限和原因、Audit；没有换胎发起按钮。经营看板第一视觉层为本月收入、支出、利润、趟次，年度降级；待审批、未归属费用和未发布任务是可点击待办。任务经营档案展示收入、信息费、参与工资、归属费用、总支出、利润及费用来源/现归属；模板经营按有效任务聚合。月结按月份→版本列表→只读版本事实→前版差异；V1 无前版差异时显示明确空态。</w:t>
+        <w:t>轮胎入库只提供四列固定模板下载/上传/预览/正式提交/结果；库存页显示胎号、条码、描述、到货时间、状态与维护史。Web 人工维护有权限和原因、Audit；没有换胎发起按钮。经营看板第一视觉层为本月收入、支出、利润、趟次，年度降级；经营概览不混排待办；工作台待办概览按权限展示两张可点击卡片，不显示无权卡片。任务经营档案展示收入、信息费、参与工资、归属费用、总支出、利润及费用来源/现归属；模板经营按有效任务聚合。月结按月份→版本列表→只读版本事实→前版差异；V1 无前版差异时显示明确空态。</w:t>
       </w:r>
     </w:p>
     <w:p>
@@ -665,7 +651,7 @@
     </w:p>
     <w:p>
       <w:r>
-        <w:t>小程序不缩小桌面表格。登录后首页顶部为头像、姓名、司机类型与当前真实车牌，并有站内通知入口；当前任务/下一步在功能入口之前。自有司机可见入口由 /me.permissions 和 available templates 决定；外协只见真实可用的本人运输功能，不渲染禁用宫格充数。底部主操作区可单手点击，触控目标充足，户外环境避免小号灰字。</w:t>
+        <w:t>小程序不缩小桌面表格。登录后首页顶部显示当前用户身份及站内通知；司机显示姓名、司机类型和当前真实车牌，今天的工作显示当前运输任务及下一步。非司机的今天的工作读取正式审批待办 API，仅展示本人当前有资格处理的审批任务与总数，点击进入审批中心处理；无审批处理权限时不请求待办数据，接口失败不能显示为零。自有司机可见入口由 /me.permissions 和 available templates 决定；外协只见真实可用的本人运输功能，不渲染禁用宫格充数。底部主操作区可单手点击，触控目标充足，户外环境避免小号灰字。</w:t>
       </w:r>
     </w:p>
     <w:p>
@@ -689,6 +675,9 @@
     <w:p>
       <w:r>
         <w:t>请求加载显示范围明确的 Loading，空数据用紧凑 Empty，失败用 Error 加重试，不得把 401/403/网络失败当空列表。写入中按钮禁重复点击，后端幂等兜底；字段级错误保留已输入内容，上传成功的图片在业务提交失败后不清空。危险操作说明对当前利润、参与人或库存的影响并二次确认；操作成功后刷新对应正式事实，不以乐观文案替代服务端状态。</w:t>
+      </w:r>
+      <w:r>
+        <w:t>字段必填与格式错误在输入框附近提示；API 失败统一使用高于当前编辑弹窗的错误弹窗。弹窗标题写明业务场景，例如“登录失败”“保存失败”“权限不足”，正文仅展示准确易懂的业务原因，操作按钮统一为“确定”。弹窗不展示请求编号、技术详情或复制编号入口，使用统一的状态图标、字号和紧凑间距。</w:t>
       </w:r>
     </w:p>
     <w:sectPr>

--- a/docs/05-页面交互与状态设计说明书_V3.0.docx
+++ b/docs/05-页面交互与状态设计说明书_V3.0.docx
@@ -504,7 +504,7 @@
                 <w:rFonts w:ascii="Microsoft YaHei" w:hAnsi="Microsoft YaHei"/>
                 <w:sz w:val="16"/>
               </w:rPr>
-              <w:t>经营→公司经营/线路模板经营/任务经营；支出→车辆支出/司机支出/能源费用；月度结算</w:t>
+              <w:t>收入与利润→公司收支利润/线路收支利润/单趟收支利润；支出→车辆支出/司机支出/能源费用；月度结算</w:t>
             </w:r>
           </w:p>
         </w:tc>
@@ -589,7 +589,37 @@
     </w:p>
     <w:p>
       <w:r>
-        <w:t>任务导入只允许下载系统固定 Excel，按“上传→预览→错误修正→确认→逐行结果/历史”走；表头/版本不符、未知模板/司机、重复行要显示行号与中文原因。车辆出勤分别展示公司车或外协车牌×1～31 日实际发车次数、月合计；日期列只在表格内滚动，点击数字展开任务，导出沿用当前筛选。</w:t>
+        <w:t>任务导入只允许下载系统固定 Excel，按“上传→预览→错误修正→确认→逐行结果/历史”走；表头/版本不符、未知模板/司机、重复行要显示行号与中文原因。车辆出勤分别展示公司车或外协车牌×1～31 日实际发车次数、月合计；日期列只在表格内滚动，点击数字展开任务，导出沿用当前筛选。任务导入在原页面选择文件后立即执行预览，文件名旁可清除所选文件和本次预览；正式确认仍需单独操作。</w:t>
+      </w:r>
+      <w:r>
+        <w:t xml:space="preserve"> 任务导入确认后清除已选文件和上传预览，正式结果与上传预览分开显示本次总数、发布成功数、失败数和逐行失败原因；历史的上传与确认时间统一显示为 yyyy-MM-dd HH:mm:ss，不展示 ISO 的 T 和毫秒。</w:t>
+      </w:r>
+      <w:r>
+        <w:t xml:space="preserve"> 预览不保存 Excel 或导入历史；正式确认时重新提交所选文件，执行后才显示历史。</w:t>
+      </w:r>
+    </w:p>
+    <w:p>
+      <w:pPr/>
+      <w:r>
+        <w:t>车辆与人员→司机管理提供“批量导入”入口，点击后打开独立弹窗，并固定提示“只有未录入的司机、车辆才能进行导入。”弹窗内可下载十列模板；选择 Excel 后立即执行逐行校验并显示原始行号、错误及总数，支持按全部/通过/失败筛选。所选文件名旁可点击清除，同时清空预览；修正文件后重新选择即重新校验。任一行失败时禁止整批确认；无独立导入历史。</w:t>
+      </w:r>
+      <w:r>
+        <w:t xml:space="preserve"> 绑定选择器标识停用车辆和车挂且不允许选择；车辆或车挂停用失败时显示尚有待发车或在途任务的原因，成功后刷新当前绑定和历史。</w:t>
+      </w:r>
+      <w:r>
+        <w:t xml:space="preserve"> 司机停用成功后刷新列表，当前车辆和当前车挂均显示未绑定；司机、车辆、车挂列表均显示由当前绑定关系推导的关联对象，未绑定时明确显示“未绑定”。</w:t>
+      </w:r>
+      <w:r>
+        <w:t xml:space="preserve"> 绑定司机车辆弹窗的候选车辆仅显示启用且当前未绑定司机的车辆；过滤在服务端分页前完成，车挂绑定页的车辆列表不受此筛选影响。</w:t>
+      </w:r>
+      <w:r>
+        <w:t xml:space="preserve"> 车辆绑定车挂弹窗的候选车挂也仅显示启用且当前未绑定车辆的车挂；已绑定对象仍保留在管理列表中供更换、解绑和查历史。</w:t>
+      </w:r>
+      <w:r>
+        <w:t xml:space="preserve"> 管理端正式对象选择器采用与角色选择相同的单输入可搜索下拉：同一控件显示当前选项、输入搜索词并展开候选；候选分页与远程搜索保持原有数据范围和接口语义。独立的页面筛选条件仍各自保留。</w:t>
+      </w:r>
+      <w:r>
+        <w:t xml:space="preserve"> 整批导入完成后清除预览，显示本次导入组数、成功组数与失败组数。业务校验拒绝时仍按整批回滚规则提示未导入组数及原因；网络异常不得猜测最终结果。</w:t>
       </w:r>
     </w:p>
     <w:p>
@@ -618,7 +648,10 @@
     <w:p>
       <w:pPr/>
       <w:r>
-        <w:t>费用管理包含“充电订单导入”和“充电公司模板配置”。充电订单导入历史在“充电订单导入”页面内查看；任务导入历史在“运输管理→调度工作台→任务导入”页面内查看；轮胎入库历史在“车辆与人员→轮胎管理→轮胎入库”页面内查看，不设统一“导入历史”菜单。模板页显示公司列表与当前映射；上传新样本自动识别第一工作表表头并清空四个选择，即使表头相同也必须重选；不上传新样本可调整现有映射，同名表头以列位置区分。导入页选择公司和原始 .xls/.xlsx，完整解析后只读展示订单、异常原始行号、正金额/零元数量及合计；零元明确标记“零元不入账”，异常阻止确认。确认后显示正常入账＋零元＋已存在重复＝有效订单的数量对账。页面内历史展示原文件、操作人、各类数量、金额和订单行号，按权限打开原文件。普通 DAILY Excel 只在“费用管理→费用申请”中辅助填表，导入行与手工行可混合编辑并经审批入账；TASK 只可单笔审批。除充电公司专项，不提供其它费用直接导入。</w:t>
+        <w:t>费用管理包含“充电订单导入”和“充电公司模板配置”。充电订单导入历史在“充电订单导入”页面内查看；任务导入历史在“运输管理→调度工作台→任务导入”页面内查看；轮胎入库历史在“车辆与人员→轮胎管理→轮胎入库”页面内查看，不设统一“导入历史”菜单。模板页显示公司列表与当前映射；上传新样本自动识别第一工作表表头并清空四个选择，即使表头相同也必须重选；不上传新样本可调整现有映射，同名表头以列位置区分。导入页选择公司和原始 .xls/.xlsx，完整解析后只读展示订单、异常原始行号、正金额/零元数量及合计；零元明确标记“零元不入账”，异常阻止确认。确认后显示正常入账＋零元＋已存在重复＝有效订单的数量对账。页面内历史展示原文件、操作人、各类数量、金额和订单行号，按权限打开原文件。普通 DAILY Excel 只在“费用管理→费用申请”中辅助填表，导入行与手工行可混合编辑并经审批入账；TASK 只可单笔审批。除充电公司专项，不提供其它费用直接导入。充电订单导入须先选择公司，再选择原始 Excel 自动按该公司映射预览；切换公司时重新核对已选文件，文件名旁可清除文件和本次预览。</w:t>
+      </w:r>
+      <w:r>
+        <w:t xml:space="preserve"> 充电订单确认后的结果区替代上传预览，显示有效订单数、正常入账数、零元不入账数、已存在重复数、失败数和入账金额；原始文件与历史保留。</w:t>
       </w:r>
     </w:p>
     <w:p>
@@ -638,7 +671,25 @@
     </w:p>
     <w:p>
       <w:r>
-        <w:t>轮胎入库只提供四列固定模板下载/上传/预览/正式提交/结果；库存页显示胎号、条码、描述、到货时间、状态与维护史。Web 人工维护有权限和原因、Audit；没有换胎发起按钮。经营看板第一视觉层为本月收入、支出、利润、趟次，年度降级；经营概览不混排待办；工作台待办概览按权限展示两张可点击卡片，不显示无权卡片。任务经营档案展示收入、信息费、参与工资、归属费用、总支出、利润及费用来源/现归属；模板经营按有效任务聚合。月结按月份→版本列表→只读版本事实→前版差异；V1 无前版差异时显示明确空态。</w:t>
+        <w:t>轮胎入库只提供四列固定模板下载/上传/预览/正式提交/结果；库存页显示胎号、条码、描述、到货时间、状态与维护史。Web 人工维护有权限和原因、Audit；没有换胎发起按钮。经营看板第一视觉层为本月收入、支出、利润、趟次，年度降级；经营概览不混排待办；工作台待办概览按权限展示两张可点击卡片，不显示无权卡片。任务经营档案展示收入、信息费、参与工资、归属费用、总支出、利润及费用来源/现归属；模板经营按有效任务聚合。月结按月份→版本列表→只读版本事实→前版差异；V1 无前版差异时显示明确空态。轮胎入库在原页面选择文件后立即执行预览，文件名旁可清除所选文件和本次预览；正式入库仍需单独确认。</w:t>
+      </w:r>
+      <w:r>
+        <w:t xml:space="preserve"> 到货时间支持 Excel 日期单元格和完整年份的常见短横线、斜线、点号、中文年月日、连续八位数字文本格式；单元格只显示“7月21日”但底层有完整日期时，预览显示实际年月日。日期没有时分时显示 00:00，秒数按分钟精度截去，不推测无年份文本的年份。</w:t>
+      </w:r>
+      <w:r>
+        <w:t xml:space="preserve"> 轮胎入库正式结果与预览分开：确认后清除已选文件和预览，显示本次总行数、实际入库成功行数、失败行数及逐行原因；入库历史时间统一显示为 yyyy-MM-dd HH:mm:ss。</w:t>
+      </w:r>
+      <w:r>
+        <w:t xml:space="preserve"> 轮胎库存顶部三项统计按全库未删除记录计算：库存总数、可用总数、已申领总数；状态数量不从当前分页行推算，表格搜索和分页仅改变列表。</w:t>
+      </w:r>
+      <w:r>
+        <w:t xml:space="preserve"> 轮胎预览只校验不保存 Excel、批次或历史；确认时重新提交所选文件并重验，只有实际执行结果进入入库历史。</w:t>
+      </w:r>
+      <w:r>
+        <w:t xml:space="preserve"> 轮胎库存列表对有维护权限且状态为可用的轮胎直接显示“人工维护”；详情内容顶部也显示同一入口。已申领轮胎仅展示不可修改提示；入口调用原有维护表单与正式编辑 API，保存后仍记录原因和维护历史。</w:t>
+      </w:r>
+      <w:r>
+        <w:t xml:space="preserve"> 轮胎详情维护历史按一次人工维护合并显示：同一操作的多个修改字段各占一行，修改项目与对应前后值逐行对齐；原因、操作账号和时间通过合并单元格只显示一次；相邻历史按操作时间、原因和账号分组。长文本在三列表格内换行，分别显示修改项目、修改内容、原因与操作，不提供横向拖动的宽表。后端逐字段历史与审计事实保持完整。</w:t>
       </w:r>
     </w:p>
     <w:p>

--- a/docs/05-页面交互与状态设计说明书_V3.0.docx
+++ b/docs/05-页面交互与状态设计说明书_V3.0.docx
@@ -579,7 +579,10 @@
     </w:p>
     <w:p>
       <w:r>
-        <w:t>线路模板列表显示编号、名称、客户中文名、货物、起讫地、三项默认金额、启停、更新时间；新增/编辑用 Drawer，启停确认后刷新。运输任务列表显示任务号、业务日、模板、客户/货物、当前参与司机与车牌、状态、实际重量及有权限的经营摘要，按状态/日期/司机/模板搜索。详情概况突出状态、下一步及实际金额；参与与工资按 sequence 展示全历史，历史车牌不被当前绑定替换；重量与凭证显示原始卸货及每次纠错卡片、缩略图放大；费用列出来源属性和当前归属。仅从未实际发车且未进入转派链的任务显示“取消任务”，确认框写明终态与影响并要求原因；发车后、转派中及 COMPLETED 只可对具体错误事实进行授权纠错，不显示整任务作废/恢复按钮。</w:t>
+        <w:t>线路模板列表显示编号、名称、客户中文名、货物、起讫地、三项默认金额、启停、更新时间；新增/编辑用 Drawer；新增时编号由服务端自动生成，编辑时编号只读；启停确认后刷新。运输任务列表显示任务号、业务日、模板、客户/货物、当前参与司机与车牌、状态、实际重量及有权限的经营摘要，按状态/日期/司机/模板搜索。详情概况突出状态、下一步及实际金额；参与与工资按 sequence 展示全历史，历史车牌不被当前绑定替换；重量与凭证显示原始卸货及每次纠错卡片、缩略图放大；费用列出来源属性和当前归属。仅从未实际发车且未进入转派链的任务显示“取消任务”，确认框写明终态与影响并要求原因；发车后、转派中及 COMPLETED 只可对具体错误事实进行授权纠错，不显示整任务作废/恢复按钮。</w:t>
+      </w:r>
+      <w:r>
+        <w:t xml:space="preserve"> 新增或编辑提交后，若客户、货物、装卸货地及三项默认金额与其它模板完全相同，显示服务端重复提示并保留当前表单；名称、编号、启停状态和备注不改变此判断。</w:t>
       </w:r>
     </w:p>
     <w:p>
@@ -596,6 +599,9 @@
       </w:r>
       <w:r>
         <w:t xml:space="preserve"> 预览不保存 Excel 或导入历史；正式确认时重新提交所选文件，执行后才显示历史。</w:t>
+      </w:r>
+      <w:r>
+        <w:t xml:space="preserve"> 固定任务 Excel 的业务日期可填 yyyy-MM-dd 或 yyyyMMdd，预览与确认使用相同解析规则。</w:t>
       </w:r>
     </w:p>
     <w:p>
@@ -621,6 +627,9 @@
       <w:r>
         <w:t xml:space="preserve"> 整批导入完成后清除预览，显示本次导入组数、成功组数与失败组数。业务校验拒绝时仍按整批回滚规则提示未导入组数及原因；网络异常不得猜测最终结果。</w:t>
       </w:r>
+      <w:r>
+        <w:t xml:space="preserve"> 司机有待发车任务时，解绑车辆应明确告知需先联系调度处理任务；小程序发车遇当前车辆绑定失效时应说明绑定问题和下一步处理方式，不以不确定的提交结果提示代替业务错误。</w:t>
+      </w:r>
     </w:p>
     <w:p>
       <w:pPr>
@@ -632,12 +641,29 @@
     </w:p>
     <w:p>
       <w:r>
-        <w:t>工资台账以月份、司机类型、司机、模板/任务、转派筛选，显示参与顺序、核定工资、任务工资合计和调整历史；转派工资核对按单任务展示全员，批量修改时原因必填、0.00 可输入、并发冲突保留未提交输入。司机出勤仅 INTERNAL，月表每日 0/1 与总天数，点日查看实际发车任务。</w:t>
+        <w:t>工资台账以月份、司机类型、司机、模板/任务、转派筛选，显示参与顺序、核定工资、任务工资合计和调整历史；转派工资核对按单任务展示全员，批量修改时原因必填、0.00 可输入、并发冲突保留未提交输入。司机出勤仅 INTERNAL，月表每日 0/1 与总天数，点日查看实际发车任务。未完成卸货的任务不显示在工资台账、司机月度汇总与筛选结果中；卸货完成后才显示。</w:t>
+      </w:r>
+    </w:p>
+    <w:p>
+      <w:r>
+        <w:t>微信小程序正式页面的单列下拉选择统一使用底部搜索面板。搜索只对当前已加载选项的展示文字进行本地包含匹配，忽略首尾空格与英文字母大小写；输入搜索文字不请求后端。选中后沿用原选项 ID、编码、默认值、禁用规则和业务联动；取消不清空已选值。日期、月份、文件和轮胎 OCR 候选核对控件不属于单列下拉。</w:t>
       </w:r>
     </w:p>
     <w:p>
       <w:r>
         <w:t>费用申请第一步选 DAILY/TASK。DAILY 在同一费用大类下使用可编辑明细表，可手工新增多行，也可上传固定 Excel 将解析行加入表格；导入行和手工行均可在提交前修改、删除。Excel 只是填表工具，提交前核对最终 N 行与合计，一次发起一个审批实例。TASK 先选司机，再从该司机参与的任务中选择一条，随后填写单项费用。金额使用合适输入与字段错误，所有字段永久 Label；申请提交前显示属性、司机、车、目标任务/未归属、金额及明细摘要。外协司机不显示入口且 API 拒绝。</w:t>
+      </w:r>
+      <w:r>
+        <w:t xml:space="preserve"> DAILY 手工及 Excel 明细表、提交前核对、审批明细和正式费用详情显示可选车挂号；未填写显示为空态，不增加确认步骤。</w:t>
+      </w:r>
+      <w:r>
+        <w:t xml:space="preserve"> 日常费用手工行失焦时校验车挂号，核对前批量复核；不存在时在明细行显示错误。选择电费或临时电费时，仅电车可作为申请车辆；选择气费或临时气费时，仅气车可作为申请车辆。管理端与小程序选择电费、临时电费、气费、临时气费时，车牌候选只显示对应能源车辆；TASK 任务候选只显示其参与车辆符合该费用类型的任务。切换到上述任一费用大类时，DAILY 已选车牌清空重选，TASK 已选任务和车牌清空重选；Excel 导入行的非匹配车牌也清空待选择。页面在候选阶段阻止错选，服务端仍保留能源类型硬校验。</w:t>
+      </w:r>
+      <w:r>
+        <w:t xml:space="preserve"> 管理端费用申请保留 DAILY 手工与固定 Excel 混合可编辑明细、TASK 单笔；两种来源都可上传多张申请图片，缩略图可预览、提交前可逐张移除。微信小程序 DAILY/TASK 每次只显示一条明细且没有 Excel 入口，图片可由相机或相册选择；上传中禁止提交，失败图片不进入提交列表。统一审批处理区可附多张节点图片；详情按提交版本和审批动作分别展示历史图片。</w:t>
+      </w:r>
+      <w:r>
+        <w:t xml:space="preserve"> 费用类别候选按正式费用大类配置展示，包含过路费，不包含搬运费和洗车费。</w:t>
       </w:r>
     </w:p>
     <w:p>
@@ -655,11 +681,12 @@
       </w:r>
     </w:p>
     <w:p>
-      <w:r>
-        <w:t>审批中心依次为“我的待办”“我的申请”“审批记录”“流程与模板配置”。“我的申请”是普通二级页面，整行点击进入本人申请记录并查看状态；费用管理下的“费用申请”是唯一费用申请菜单入口，页面内选择 DAILY/TASK，不建立两套申请链。工作台“待办概览”的“我的待审批”卡片读取当前用户正式 TODO 总数，整卡进入审批中心“我的待办”；后者展示同源审批列表并进入现有审批实例详情。待归属费用卡片读取归属权限保护的全部有效未归属费用总数，整卡进入费用管理“待归属费用”。工作台不展示审批或费用明细列表。GENERAL 普通审批仅保留已有模板、实例、版本和历史读取；当前不提供新建模板或业务申请入口；待办与审批记录不显示重复发起按钮。换胎申请仍只由小程序发起。审批详情优先显示业务摘要、Submission 版本、状态、处理时间线和图片缩略图；处理人只能在正式合法候选中选打回步骤，不展示 nodeOrder 输入。流程配置按版本发布，在途限制与维护期禁发起用明确提示。 流程配置每步先选必填审批角色，再可选该角色下的指定审批人；角色待办由一人处理即完成，详情展示冻结角色、指定人和实际处理人。本人未生效申请的详情提供撤回操作，撤回后重新申请进入新的审批实例；已生效费用不显示撤回。 新建模板先选业务类型；费用申请显示当前有效费用大类下拉，换胎申请不显示费用大类。页面不要求填写业务名称或稳定编号；费用类别为空或加载失败须分别提示。审批节点按名称和角色、指定审批人及退回操作两行布局。 换胎审批仍在审批中心按冻结节点角色及可选指定人员显示待办和操作，管理员不因角色编码获得额外资格；换胎发起权限 BUTTON_MINI_TIRE_REQUEST_SUBMIT 与审批动作权限分开。</w:t>
-      </w:r>
       <w:r/>
       <w:r/>
+      <w:r/>
+      <w:r>
+        <w:t>审批中心依次为“我的待办”“我的申请”“审批记录”“流程与模板配置”。“我的申请”是普通二级页面，整行点击进入本人申请记录并查看状态；费用管理下的“费用申请”是唯一费用申请菜单入口，页面内选择 DAILY/TASK，不建立两套申请链。工作台“待办概览”的“我的待审批”卡片读取当前用户正式 TODO 总数，整卡进入审批中心“我的待办”；后者展示同源审批列表并进入现有审批实例详情。待归属费用卡片读取归属权限保护的全部有效未归属费用总数，整卡进入费用管理“待归属费用”。工作台不展示审批或费用明细列表。GENERAL 普通审批仅保留已有模板、实例、版本和历史读取；当前不提供新建模板或业务申请入口；待办与审批记录不显示重复发起按钮。换胎申请仍只由小程序发起。管理端换胎审批详情以字段展示司机、车辆、申请时间、胎号、状态、独立换行的 OCR 原文与可预览照片，不使用横向申请事实表格。小程序“我的审批”分为“我发起的”“待我处理”“我处理过的”，分页展示业务摘要、状态、申请及最近处理时间；打回申请人后由本人查看打回人和原因、为每个保留胎号重新上传照片并核对胎号，并在原实例重新提交；打回指定节点不交给申请人。双端处理时间线展示实际操作人、时间、节点、意见及打回目标。审批详情优先显示业务摘要、Submission 版本、状态、处理时间线和图片缩略图；处理人只能在正式合法候选中选打回步骤，不展示 nodeOrder 输入。流程配置按版本发布，在途限制与维护期禁发起用明确提示。 流程配置每步先选必填审批角色，再可选该角色下的指定审批人；角色待办由一人处理即完成，详情展示冻结角色、指定人和实际处理人。本人未生效申请的详情提供撤回操作，撤回后重新申请进入新的审批实例；已生效费用不显示撤回。 新建模板先选业务类型；费用申请显示当前有效费用大类下拉，换胎申请不显示费用大类。页面不要求填写业务名称或稳定编号；费用类别为空或加载失败须分别提示。审批节点按名称和角色、指定审批人及退回操作两行布局。 换胎审批仍在审批中心按冻结节点角色及可选指定人员显示待办和操作，管理员不因角色编码获得额外资格；换胎发起权限 BUTTON_MINI_TIRE_REQUEST_SUBMIT 与审批动作权限分开。</w:t>
+      </w:r>
     </w:p>
     <w:p>
       <w:pPr>
@@ -691,6 +718,9 @@
       <w:r>
         <w:t xml:space="preserve"> 轮胎详情维护历史按一次人工维护合并显示：同一操作的多个修改字段各占一行，修改项目与对应前后值逐行对齐；原因、操作账号和时间通过合并单元格只显示一次；相邻历史按操作时间、原因和账号分组。长文本在三列表格内换行，分别显示修改项目、修改内容、原因与操作，不提供横向拖动的宽表。后端逐字段历史与审计事实保持完整。</w:t>
       </w:r>
+      <w:r>
+        <w:t xml:space="preserve"> 已申领轮胎在库存列表和详情中显示获批换胎申请的申请人姓名及申领车辆车牌，作为目前所在车辆。</w:t>
+      </w:r>
     </w:p>
     <w:p>
       <w:pPr>
@@ -704,15 +734,24 @@
       <w:r>
         <w:t>小程序不缩小桌面表格。登录后首页顶部显示当前用户身份及站内通知；司机显示姓名、司机类型和当前真实车牌，今天的工作显示当前运输任务及下一步。非司机的今天的工作读取正式审批待办 API，仅展示本人当前有资格处理的审批任务与总数，点击进入审批中心处理；无审批处理权限时不请求待办数据，接口失败不能显示为零。自有司机可见入口由 /me.permissions 和 available templates 决定；外协只见真实可用的本人运输功能，不渲染禁用宫格充数。底部主操作区可单手点击，触控目标充足，户外环境避免小号灰字。</w:t>
       </w:r>
+      <w:r>
+        <w:t xml:space="preserve"> 审批站内通知在小程序通知列表中显示，点击后打开对应审批详情；收到待审批任务的处理人以及被打回的申请人均可从通知进入，未读数随通知同步更新。</w:t>
+      </w:r>
+      <w:r>
+        <w:t xml:space="preserve"> 管理端顶部站内消息显示未读数及最近通知，点击审批通知打开对应审批详情。</w:t>
+      </w:r>
     </w:p>
     <w:p>
       <w:r>
         <w:t>“我的任务”按状态加载本人参与任务，显示客户/货物、起讫地、真实车牌与状态，不返回或显示价格、工资、经营或达标信息。任务详情显示“当前状态→下一步”；PUBLISHED 为当前司机“确认发车”，IN_TRANSIT 为“录入重量并卸货”，COMPLETED 为只读结果，TRANSFER_PENDING 的历史司机仅见“等待接手司机发车”而无无效按钮。发车确认明确起点和终点。卸货同页录毛重/皮重、自动净重，至少一张磅单；选图后上传进度、缩略图、放大、失败重试，上传中禁止提交。提交前有简洁摘要，成功后只读，弱网避免重复提交。</w:t>
       </w:r>
+      <w:r>
+        <w:t xml:space="preserve"> 任务详情的“接手司机”显示当前参与司机的真实姓名，不使用泛称；历史参与司机仍无发车、卸货操作权限。</w:t>
+      </w:r>
     </w:p>
     <w:p>
       <w:r>
-        <w:t>自有司机的费用申请、审批中心、换胎、工资单与个人信息各按正式权限展示：费用先选 DAILY/TASK 和可用模板，换胎按拍照→OCR→确认胎号→匹配库存→提交，工资按月份→金额→明细阅读。外协不得以导航深链或通知绕过费用、工资、轮胎和经营权限。站内通知有无未读的视觉状态与已读动作，但通知失败不等于业务未完成。</w:t>
+        <w:t>自有司机的费用申请、审批中心、换胎、工资单与个人信息各按正式权限展示：费用先选 DAILY/TASK 和可用模板，换胎先选已发布流程，再逐张拍照→显示多个 OCR 候选→选择或手工修改胎号；列表支持继续上传、删除、重传；取消直接退出申请，不返回流程选择。点击提交时先整批逐项匹配库存；任一项失败则保留照片与列表，在对应行指出具体原因且不创建审批；全部通过后直接创建一笔审批，不另设库存校验按钮，工资按月份→金额→明细阅读。外协不得以导航深链或通知绕过费用、工资、轮胎和经营权限。站内通知有无未读的视觉状态与已读动作，但通知失败不等于业务未完成。</w:t>
       </w:r>
     </w:p>
     <w:p>
@@ -729,6 +768,39 @@
       </w:r>
       <w:r>
         <w:t>字段必填与格式错误在输入框附近提示；API 失败统一使用高于当前编辑弹窗的错误弹窗。弹窗标题写明业务场景，例如“登录失败”“保存失败”“权限不足”，正文仅展示准确易懂的业务原因，操作按钮统一为“确定”。弹窗不展示请求编号、技术详情或复制编号入口，使用统一的状态图标、字号和紧凑间距。</w:t>
+      </w:r>
+    </w:p>
+    <w:p>
+      <w:pPr>
+        <w:pStyle w:val="Heading1"/>
+      </w:pPr>
+      <w:r>
+        <w:t>8 全局按钮视觉与交互</w:t>
+      </w:r>
+    </w:p>
+    <w:p>
+      <w:r>
+        <w:t>管理端和微信小程序的正式页面统一使用五类按钮：主操作、次操作、返回导航、详情入口、危险操作。按钮分类只决定视觉与触控呈现，不改变原有接口、权限、确认和业务状态流转。</w:t>
+      </w:r>
+    </w:p>
+    <w:p>
+      <w:r>
+        <w:t>主操作用于保存、提交、确认导入及审批同意，采用深墨绿色实心底和白字，同一操作区优先只有一个。次操作用于取消、下载模板、选择文件、刷新及加载更多，采用白色或浅色底、细边框和深色字。两类按钮使用统一的高度、圆角、内边距，禁用和加载状态明确。</w:t>
+      </w:r>
+    </w:p>
+    <w:p>
+      <w:r>
+        <w:t>返回列表或上一级时，使用左箭头和简短文字的轻量导航入口，放在页面标题或面包屑附近；不使用大胶囊式强调。小程序原生导航能准确返回目标时避免重复；审批详情为页内状态切换，保留返回审批列表入口，返回目标仍为原列表。</w:t>
+      </w:r>
+    </w:p>
+    <w:p>
+      <w:r>
+        <w:t>列表中的查看详情、查看申请记录和查看处理历史使用轻量详情入口及右箭头；小程序卡片保持整行可点击，右侧显示简短查看入口。详情入口不得使用提交类实心主按钮。管理端表格操作列只改变入口呈现，不改变点击目标。</w:t>
+      </w:r>
+    </w:p>
+    <w:p>
+      <w:r>
+        <w:t>停用、撤回、冲销、删除和解绑等危险操作采用红色文字或描边，保留原有确认、禁用与服务端校验。所有可交互按钮须有足够触控或点击区域和清晰的聚焦状态；页面权限与按钮权限控制保持原样。</w:t>
       </w:r>
     </w:p>
     <w:sectPr>

--- a/docs/05-页面交互与状态设计说明书_V3.0.docx
+++ b/docs/05-页面交互与状态设计说明书_V3.0.docx
@@ -445,7 +445,7 @@
                 <w:rFonts w:ascii="Microsoft YaHei" w:hAnsi="Microsoft YaHei"/>
                 <w:sz w:val="16"/>
               </w:rPr>
-              <w:t>司机出勤；工资台账；转派工资核对</w:t>
+              <w:t>司机出勤；工资台账</w:t>
             </w:r>
           </w:p>
         </w:tc>
@@ -641,7 +641,7 @@
     </w:p>
     <w:p>
       <w:r>
-        <w:t>工资台账以月份、司机类型、司机、模板/任务、转派筛选，显示参与顺序、核定工资、任务工资合计和调整历史；转派工资核对按单任务展示全员，批量修改时原因必填、0.00 可输入、并发冲突保留未提交输入。司机出勤仅 INTERNAL，月表每日 0/1 与总天数，点日查看实际发车任务。未完成卸货的任务不显示在工资台账、司机月度汇总与筛选结果中；卸货完成后才显示。</w:t>
+        <w:t>工资台账以月份、司机类型、司机、模板/任务、转派筛选，显示参与顺序、核定工资、任务工资合计和调整历史；工资台账中选择转派任务后可按单任务展示全员，批量修改时原因必填、0.00 可输入、并发冲突保留未提交输入。司机出勤仅 INTERNAL，月表每日 0/1 与总天数，点日查看实际发车任务。未完成卸货的任务不显示在工资台账、司机月度汇总与筛选结果中；卸货完成后才显示。</w:t>
       </w:r>
     </w:p>
     <w:p>
@@ -678,6 +678,9 @@
       </w:r>
       <w:r>
         <w:t xml:space="preserve"> 充电订单确认后的结果区替代上传预览，显示有效订单数、正常入账数、零元不入账数、已存在重复数、失败数和入账金额；原始文件与历史保留。</w:t>
+      </w:r>
+      <w:r>
+        <w:t xml:space="preserve"> 新增充电公司默认进入上传样表模式，只输入公司名称，再上传 Excel 样表并映射字段；来源系统标识自动生成，不展示订单编号类型输入。只有点击已有公司的操作按钮，才显示“仅修改字段映射”和“上传新模板并重新匹配”两种修改方式。</w:t>
       </w:r>
     </w:p>
     <w:p>

--- a/docs/05-页面交互与状态设计说明书_V3.0.docx
+++ b/docs/05-页面交互与状态设计说明书_V3.0.docx
@@ -37,7 +37,7 @@
     </w:p>
     <w:p>
       <w:r>
-        <w:t>列表采用 PageHeader→FilterBar→必要汇总/异常→服务端分页 DataTable。金额右对齐，状态为统一中文 Tag，日期和重量格式一致，常用操作直显、低频操作入“更多”，危险操作二次确认。详情按摘要、业务 Tab、历史和局部操作组织；简单表单 Dialog，较多字段 Drawer，复杂业务独立页或 Step Form。每个输入有永久 Label、必填/帮助/错误信息；关系选择用可搜索选择器而非手输 ID。Loading、Empty、Error、无权限与上传失败独立展示。1920×1080 列表有效宽度约 1440–1520px；1366×768 可用，宽表仅容器局部滚动，不出现整页无意义横滚。</w:t>
+        <w:t>列表采用 PageHeader→FilterBar→必要汇总/异常→服务端分页 DataTable。金额右对齐，状态为统一中文 Tag，日期和重量格式一致，常用操作直显、低频操作入“更多”，危险操作二次确认。详情按摘要、业务 Tab、历史和局部操作组织；简单表单 Dialog，较多字段 Drawer，复杂业务独立页或 Step Form。每个输入有永久 Label、必填/帮助/错误信息；关系选择用可搜索选择器而非手输 ID。Loading、Empty、Error、无权限与上传失败独立展示。列表、数据表和双栏工作区使用内容区全部可用宽度；长表单可保留约 1120px 阅读宽度。1366×768 与 1920×1080 下宽表仅在表格容器内滚动，不出现整页横向溢出。正式服务端分页表格固定表头、数据区独立滚动，分页支持每页 10、20、50、100 条，默认 20 条；切换条数保留筛选、重置第 1 页并重新请求服务端。共性视觉及组件要求见 docs/09。</w:t>
       </w:r>
     </w:p>
     <w:p>

--- a/docs/05-页面交互与状态设计说明书_V3.0.docx
+++ b/docs/05-页面交互与状态设计说明书_V3.0.docx
@@ -544,7 +544,7 @@
           </w:tcPr>
           <w:p>
             <w:r>
-              <w:t>用户管理；角色权限；操作日志</w:t>
+              <w:t>用户管理；角色权限；操作日志。用户列表首列为登录账号，第二列为姓名；编辑用户的登录账号只读，新增时可填写。Web 和小程序登录密码默认隐藏，可通过显示/隐藏按钮切换，切换保留输入内容且不触发登录。</w:t>
             </w:r>
           </w:p>
         </w:tc>
@@ -735,13 +735,16 @@
     </w:p>
     <w:p>
       <w:r>
-        <w:t>小程序不缩小桌面表格。登录后首页顶部显示当前用户身份及站内通知；司机显示姓名、司机类型和当前真实车牌，今天的工作显示当前运输任务及下一步。非司机的今天的工作读取正式审批待办 API，仅展示本人当前有资格处理的审批任务与总数，点击进入审批中心处理；无审批处理权限时不请求待办数据，接口失败不能显示为零。自有司机可见入口由 /me.permissions 和 available templates 决定；外协只见真实可用的本人运输功能，不渲染禁用宫格充数。底部主操作区可单手点击，触控目标充足，户外环境避免小号灰字。</w:t>
+        <w:t>小程序不缩小桌面表格。登录后首页顶部显示当前用户身份及站内通知；司机显示姓名、司机类型和当前真实车牌，今天的工作显示当前运输任务及下一步。非司机的今天的工作读取正式审批待办 API，仅展示本人当前有资格处理的审批任务与总数，点击进入审批中心处理；无审批处理权限时不请求待办数据，接口失败不能显示为零。自有司机可见入口由 /me.permissions 和 available templates 决定；外协只见真实可用的本人运输功能，不渲染禁用宫格充数。底部主操作区可单手点击，触控目标充足，户外环境避免小号灰字。 审批站内通知在小程序通知列表中显示，点击后打开对应审批详情；收到待审批任务的处理人以及被打回的申请人均可从通知进入，未读数随通知同步更新。 管理端顶部站内消息显示未读数及最近通知，点击审批通知打开对应审批详情。 姓名按账号类型取唯一来源：关联司机档案的账号读取 driver.name；其它系统用户读取 sys_user.name。用户管理新增、编辑的姓名必填、去除首尾空格、最长128字符；司机姓名仅在司机管理维护，不复制或双向同步。双端个人信息只读展示统一 name。 小程序单人派单向获得 PAGE_MINI_DISPATCH 的非司机调度或管理用户开放，沿用正式调度数据范围和服务，每次仅发布一趟。统一业务卡片内为新增任务、已派单双页签，默认新增；切换保留草稿。依次选择日期、已启用模板、有效司机，分别编辑运输单价（元/吨）、信息费（元）、司机工资（元），非负且最多两位小数，允许0。自有司机只读当前合法绑定车；外协使用已有司机及本次实际车牌，不建公司车绑定。确认预览后幂等发布；失败保留表单，成功切换列表并定位新任务。列表按日期和状态筛选分页显示任务编号、日期、模板、司机、车牌和状态，提供只读查看详情、正式转单和取消；详情展示任务、线路、司机车辆、运输单价、信息费、毛重、皮重、净重及完成时间，缺失项显示横线，返回保留筛选；转单仍核定所有参与人工资及原因，取消仅未发车任务。选择器对已加载候选本地模糊匹配，不按输入请求接口。</w:t>
       </w:r>
       <w:r>
-        <w:t xml:space="preserve"> 审批站内通知在小程序通知列表中显示，点击后打开对应审批详情；收到待审批任务的处理人以及被打回的申请人均可从通知进入，未读数随通知同步更新。</w:t>
+        <w:t xml:space="preserve"/>
       </w:r>
       <w:r>
-        <w:t xml:space="preserve"> 管理端顶部站内消息显示未读数及最近通知，点击审批通知打开对应审批详情。</w:t>
+        <w:t xml:space="preserve"/>
+      </w:r>
+      <w:r>
+        <w:t xml:space="preserve"/>
       </w:r>
     </w:p>
     <w:p>
